--- a/templates/anexo_v_modelo.docx
+++ b/templates/anexo_v_modelo.docx
@@ -2,33 +2,6 @@
 <file path=word/document.xml><?xml version="1.0" encoding="utf-8"?>
 <w:document xmlns:ve="http://schemas.openxmlformats.org/markup-compatibility/2006" xmlns:o="urn:schemas-microsoft-com:office:office" xmlns:r="http://schemas.openxmlformats.org/officeDocument/2006/relationships" xmlns:m="http://schemas.openxmlformats.org/officeDocument/2006/math" xmlns:v="urn:schemas-microsoft-com:vml" xmlns:wp="http://schemas.openxmlformats.org/drawingml/2006/wordprocessingDrawing" xmlns:w10="urn:schemas-microsoft-com:office:word" xmlns:w="http://schemas.openxmlformats.org/wordprocessingml/2006/main" xmlns:wne="http://schemas.microsoft.com/office/word/2006/wordml">
   <w:body>
-    <w:p>
-      <w:pPr>
-        <w:jc w:val="center"/>
-      </w:pPr>
-      <w:r>
-        <w:rPr>
-          <w:sz w:val="26"/>
-          <w:szCs w:val="26"/>
-          <w:b w:val="1"/>
-          <w:bCs w:val="1"/>
-        </w:rPr>
-        <w:t xml:space="preserve">PREFEITURA DO MUNICÍPIO DE ITAPUÃ DO OESTE/RO</w:t>
-      </w:r>
-    </w:p>
-    <w:p>
-      <w:pPr>
-        <w:jc w:val="center"/>
-      </w:pPr>
-      <w:r>
-        <w:rPr>
-          <w:sz w:val="22"/>
-          <w:szCs w:val="22"/>
-        </w:rPr>
-        <w:t xml:space="preserve">GABINETE MUNICIPAL</w:t>
-      </w:r>
-    </w:p>
-    <w:p/>
     <w:p>
       <w:pPr>
         <w:jc w:val="center"/>
@@ -549,8 +522,9 @@
       </w:r>
     </w:p>
     <w:sectPr>
+      <w:headerReference w:type="default" r:id="rId7"/>
       <w:pgSz w:orient="portrait" w:w="11905.511811023622" w:h="16837.79527559055"/>
-      <w:pgMar w:top="1000" w:right="1200" w:bottom="1000" w:left="1200" w:header="720" w:footer="720" w:gutter="0"/>
+      <w:pgMar w:top="1700" w:right="1200" w:bottom="1000" w:left="1200" w:header="300" w:footer="720" w:gutter="0"/>
       <w:cols w:num="1" w:space="720"/>
     </w:sectPr>
   </w:body>
@@ -559,6 +533,24 @@
 
 <file path=word/comments.xml><?xml version="1.0" encoding="utf-8"?>
 <w:comments xmlns:ve="http://schemas.openxmlformats.org/markup-compatibility/2006" xmlns:o="urn:schemas-microsoft-com:office:office" xmlns:r="http://schemas.openxmlformats.org/officeDocument/2006/relationships" xmlns:m="http://schemas.openxmlformats.org/officeDocument/2006/math" xmlns:v="urn:schemas-microsoft-com:vml" xmlns:wp="http://schemas.openxmlformats.org/drawingml/2006/wordprocessingDrawing" xmlns:w10="urn:schemas-microsoft-com:office:word" xmlns:w="http://schemas.openxmlformats.org/wordprocessingml/2006/main" xmlns:wne="http://schemas.microsoft.com/office/word/2006/wordml"/>
+</file>
+
+<file path=word/header1.xml><?xml version="1.0" encoding="utf-8"?>
+<w:hdr xmlns:ve="http://schemas.openxmlformats.org/markup-compatibility/2006" xmlns:o="urn:schemas-microsoft-com:office:office" xmlns:r="http://schemas.openxmlformats.org/officeDocument/2006/relationships" xmlns:m="http://schemas.openxmlformats.org/officeDocument/2006/math" xmlns:v="urn:schemas-microsoft-com:vml" xmlns:wp="http://schemas.openxmlformats.org/drawingml/2006/wordprocessingDrawing" xmlns:w10="urn:schemas-microsoft-com:office:word" xmlns:w="http://schemas.openxmlformats.org/wordprocessingml/2006/main" xmlns:wne="http://schemas.microsoft.com/office/word/2006/wordml">
+  <w:p>
+    <w:pPr>
+      <w:jc w:val="center"/>
+    </w:pPr>
+    <w:r>
+      <w:pict>
+        <v:shape type="#_x0000_t75" stroked="f" style="width:451pt; height:53pt; margin-left:0pt; margin-top:0pt; mso-position-horizontal:left; mso-position-vertical:top; mso-position-horizontal-relative:char; mso-position-vertical-relative:line;">
+          <w10:wrap type="inline"/>
+          <v:imagedata r:id="rId1" o:title=""/>
+        </v:shape>
+      </w:pict>
+    </w:r>
+  </w:p>
+</w:hdr>
 </file>
 
 <file path=word/numbering.xml><?xml version="1.0" encoding="utf-8"?>
